--- a/Project_Report.docx
+++ b/Project_Report.docx
@@ -1867,17 +1867,40 @@
       <w:pPr>
         <w:jc w:val="center"/>
         <w:rPr>
-          <w:sz w:val="32"/>
-          <w:szCs w:val="32"/>
-        </w:rPr>
-      </w:pPr>
-      <w:r>
-        <w:rPr>
           <w:rFonts w:ascii="Bernard MT Condensed" w:hAnsi="Bernard MT Condensed"/>
           <w:color w:val="8EAADB" w:themeColor="accent1" w:themeTint="99"/>
           <w:sz w:val="96"/>
           <w:szCs w:val="96"/>
         </w:rPr>
+      </w:pPr>
+    </w:p>
+    <w:p>
+      <w:pPr>
+        <w:jc w:val="center"/>
+        <w:rPr>
+          <w:rFonts w:ascii="Bernard MT Condensed" w:hAnsi="Bernard MT Condensed"/>
+          <w:color w:val="8EAADB" w:themeColor="accent1" w:themeTint="99"/>
+          <w:sz w:val="96"/>
+          <w:szCs w:val="96"/>
+        </w:rPr>
+      </w:pPr>
+    </w:p>
+    <w:p>
+      <w:pPr>
+        <w:jc w:val="center"/>
+        <w:rPr>
+          <w:sz w:val="32"/>
+          <w:szCs w:val="32"/>
+        </w:rPr>
+      </w:pPr>
+      <w:r>
+        <w:rPr>
+          <w:rFonts w:ascii="Bernard MT Condensed" w:hAnsi="Bernard MT Condensed"/>
+          <w:color w:val="8EAADB" w:themeColor="accent1" w:themeTint="99"/>
+          <w:sz w:val="96"/>
+          <w:szCs w:val="96"/>
+        </w:rPr>
+        <w:lastRenderedPageBreak/>
         <w:t>EXAMPLES</w:t>
       </w:r>
     </w:p>
@@ -1899,7 +1922,6 @@
           <w:sz w:val="96"/>
           <w:szCs w:val="96"/>
         </w:rPr>
-        <w:lastRenderedPageBreak/>
         <w:drawing>
           <wp:inline distT="0" distB="0" distL="0" distR="0" wp14:anchorId="67882D5C" wp14:editId="4C578E5D">
             <wp:extent cx="6496050" cy="1587171"/>
@@ -1916,7 +1938,7 @@
                     <pic:cNvPicPr/>
                   </pic:nvPicPr>
                   <pic:blipFill>
-                    <a:blip r:embed="rId5">
+                    <a:blip r:embed="rId6">
                       <a:extLst>
                         <a:ext uri="{28A0092B-C50C-407E-A947-70E740481C1C}">
                           <a14:useLocalDpi xmlns:a14="http://schemas.microsoft.com/office/drawing/2010/main" val="0"/>
@@ -1977,7 +1999,7 @@
                     <pic:cNvPicPr/>
                   </pic:nvPicPr>
                   <pic:blipFill>
-                    <a:blip r:embed="rId6">
+                    <a:blip r:embed="rId7">
                       <a:extLst>
                         <a:ext uri="{28A0092B-C50C-407E-A947-70E740481C1C}">
                           <a14:useLocalDpi xmlns:a14="http://schemas.microsoft.com/office/drawing/2010/main" val="0"/>
@@ -2038,7 +2060,7 @@
                     <pic:cNvPicPr/>
                   </pic:nvPicPr>
                   <pic:blipFill>
-                    <a:blip r:embed="rId7">
+                    <a:blip r:embed="rId8">
                       <a:extLst>
                         <a:ext uri="{28A0092B-C50C-407E-A947-70E740481C1C}">
                           <a14:useLocalDpi xmlns:a14="http://schemas.microsoft.com/office/drawing/2010/main" val="0"/>
@@ -2086,7 +2108,7 @@
                     <pic:cNvPicPr/>
                   </pic:nvPicPr>
                   <pic:blipFill>
-                    <a:blip r:embed="rId8">
+                    <a:blip r:embed="rId9">
                       <a:extLst>
                         <a:ext uri="{28A0092B-C50C-407E-A947-70E740481C1C}">
                           <a14:useLocalDpi xmlns:a14="http://schemas.microsoft.com/office/drawing/2010/main" val="0"/>
@@ -2134,7 +2156,7 @@
                     <pic:cNvPicPr/>
                   </pic:nvPicPr>
                   <pic:blipFill>
-                    <a:blip r:embed="rId9">
+                    <a:blip r:embed="rId10">
                       <a:extLst>
                         <a:ext uri="{28A0092B-C50C-407E-A947-70E740481C1C}">
                           <a14:useLocalDpi xmlns:a14="http://schemas.microsoft.com/office/drawing/2010/main" val="0"/>
@@ -2185,6 +2207,7 @@
           <w:sz w:val="96"/>
           <w:szCs w:val="96"/>
         </w:rPr>
+        <w:lastRenderedPageBreak/>
         <w:t>Advantages</w:t>
       </w:r>
     </w:p>
@@ -2202,7 +2225,6 @@
           <w:sz w:val="52"/>
           <w:szCs w:val="52"/>
         </w:rPr>
-        <w:lastRenderedPageBreak/>
         <w:t xml:space="preserve">- Helps in identifying fake news quickly  </w:t>
       </w:r>
     </w:p>
@@ -2297,6 +2319,7 @@
           <w:sz w:val="96"/>
           <w:szCs w:val="96"/>
         </w:rPr>
+        <w:lastRenderedPageBreak/>
         <w:t>Challenges Faced</w:t>
       </w:r>
     </w:p>
@@ -2314,7 +2337,6 @@
           <w:sz w:val="40"/>
           <w:szCs w:val="40"/>
         </w:rPr>
-        <w:lastRenderedPageBreak/>
         <w:t>While working on this project, I faced several challenges:</w:t>
       </w:r>
     </w:p>
@@ -2444,6 +2466,7 @@
           <w:sz w:val="96"/>
           <w:szCs w:val="96"/>
         </w:rPr>
+        <w:lastRenderedPageBreak/>
         <w:t>Conclusion</w:t>
       </w:r>
     </w:p>
@@ -2461,7 +2484,6 @@
           <w:sz w:val="40"/>
           <w:szCs w:val="40"/>
         </w:rPr>
-        <w:lastRenderedPageBreak/>
         <w:t>This project demonstrates how machine learning can be applied to solve real-world problems such as fake news detection. It helped me gain practical knowledge of text processing, model training, and prediction. The system, although simple, shows the importance of using technology for promoting responsible digital behavior.</w:t>
       </w:r>
     </w:p>
@@ -2500,6 +2522,7 @@
           <w:sz w:val="96"/>
           <w:szCs w:val="96"/>
         </w:rPr>
+        <w:lastRenderedPageBreak/>
         <w:t>Future Scope</w:t>
       </w:r>
     </w:p>
@@ -2517,7 +2540,6 @@
           <w:sz w:val="52"/>
           <w:szCs w:val="52"/>
         </w:rPr>
-        <w:lastRenderedPageBreak/>
         <w:t xml:space="preserve">- Improve accuracy using advanced machine learning models  </w:t>
       </w:r>
     </w:p>
@@ -2616,6 +2638,7 @@
           <w:sz w:val="96"/>
           <w:szCs w:val="96"/>
         </w:rPr>
+        <w:lastRenderedPageBreak/>
         <w:t>References</w:t>
       </w:r>
     </w:p>
@@ -4513,4 +4536,16 @@
     </a:ext>
   </a:extLst>
 </a:theme>
+</file>
+
+<file path=customXml/item1.xml><?xml version="1.0" encoding="utf-8"?>
+<b:Sources xmlns:b="http://schemas.openxmlformats.org/officeDocument/2006/bibliography" xmlns="http://schemas.openxmlformats.org/officeDocument/2006/bibliography" SelectedStyle="\APASixthEditionOfficeOnline.xsl" StyleName="APA" Version="6"/>
+</file>
+
+<file path=customXml/itemProps1.xml><?xml version="1.0" encoding="utf-8"?>
+<ds:datastoreItem xmlns:ds="http://schemas.openxmlformats.org/officeDocument/2006/customXml" ds:itemID="{A2917ABB-8FD1-4F99-AD8F-55B391040919}">
+  <ds:schemaRefs>
+    <ds:schemaRef ds:uri="http://schemas.openxmlformats.org/officeDocument/2006/bibliography"/>
+  </ds:schemaRefs>
+</ds:datastoreItem>
 </file>